--- a/各类表格/6.2 系统整体测评结论形成/素材2-3：整体结论参考模板.docx
+++ b/各类表格/6.2 系统整体测评结论形成/素材2-3：整体结论参考模板.docx
@@ -73,7 +73,7 @@
           <w:szCs w:val="24"/>
           <w:shd w:val="clear" w:fill="FFFFFF"/>
         </w:rPr>
-        <w:t>适用场景：</w:t>
+        <w:t>适用场景：“基本符合”型（最常用）——注意：本模板仅适用于无高风险项的系统；只要存在 1 项高风险，整体结论必须判“不符合”，请改用文末的“不符合”型模板。</w:t>
       </w:r>
       <w:r>
         <w:rPr>
@@ -87,7 +87,6 @@
           <w:szCs w:val="24"/>
           <w:shd w:val="clear" w:fill="FFFFFF"/>
         </w:rPr>
-        <w:t>“基本符合”型（最常用）</w:t>
       </w:r>
     </w:p>
     <w:p>
@@ -253,6 +252,16 @@
           <w:szCs w:val="32"/>
         </w:rPr>
       </w:pPr>
+    </w:p>
+    <w:p>
+      <w:r>
+        <w:t>“不符合”型参考模板：</w:t>
+      </w:r>
+    </w:p>
+    <w:p>
+      <w:r>
+        <w:t>XX系统本次测评共涵盖XX项测评指标，其中符合XX项，部分符合XX项，不符合XX项，不适用XX项。其中存在XX项高风险问题（如：××、××），主要表现为……。依据整体测评结论判定规则，存在高风险问题的系统，整体结论应判定为“不符合”。综合判定：XX系统不符合网络安全等级保护第X级要求，应立即针对高风险问题组织整改，整改完成后申请复测。</w:t>
+      </w:r>
     </w:p>
     <w:sectPr>
       <w:pgSz w:w="11906" w:h="16838"/>
